--- a/line-edit-packets/Chapter_12_Emotion_Stress_Coping_Line_Edit.docx
+++ b/line-edit-packets/Chapter_12_Emotion_Stress_Coping_Line_Edit.docx
@@ -630,7 +630,90 @@
           <w:i w:val="0"/>
           <w:sz w:val="22"/>
         </w:rPr>
-        <w:t>You can be unpleasant and activated, as in agitation; pleasant and activated, as in excitement; unpleasant and deactivated, as in fatigue; or pleasant and deactivated, as in calm. Core affect is not a specific emotion. It does not by itself tell you whether high-arousal unpleasantness is fear, anger, embarrassment, or something else.</w:t>
+        <w:t>You can be:</w:t>
+      </w:r>
+    </w:p>
+    <w:p>
+      <w:pPr>
+        <w:pStyle w:val="ListBullet"/>
+        <w:numPr>
+          <w:ilvl w:val="0"/>
+          <w:numId w:val="26"/>
+        </w:numPr>
+      </w:pPr>
+      <w:r>
+        <w:rPr>
+          <w:rFonts w:ascii="Calibri" w:hAnsi="Calibri"/>
+          <w:b w:val="0"/>
+          <w:i w:val="0"/>
+          <w:sz w:val="22"/>
+        </w:rPr>
+        <w:t>unpleasant and activated, as in agitation</w:t>
+      </w:r>
+    </w:p>
+    <w:p>
+      <w:pPr>
+        <w:pStyle w:val="ListBullet"/>
+        <w:numPr>
+          <w:ilvl w:val="0"/>
+          <w:numId w:val="26"/>
+        </w:numPr>
+      </w:pPr>
+      <w:r>
+        <w:rPr>
+          <w:rFonts w:ascii="Calibri" w:hAnsi="Calibri"/>
+          <w:b w:val="0"/>
+          <w:i w:val="0"/>
+          <w:sz w:val="22"/>
+        </w:rPr>
+        <w:t>pleasant and activated, as in excitement</w:t>
+      </w:r>
+    </w:p>
+    <w:p>
+      <w:pPr>
+        <w:pStyle w:val="ListBullet"/>
+        <w:numPr>
+          <w:ilvl w:val="0"/>
+          <w:numId w:val="26"/>
+        </w:numPr>
+      </w:pPr>
+      <w:r>
+        <w:rPr>
+          <w:rFonts w:ascii="Calibri" w:hAnsi="Calibri"/>
+          <w:b w:val="0"/>
+          <w:i w:val="0"/>
+          <w:sz w:val="22"/>
+        </w:rPr>
+        <w:t>unpleasant and deactivated, as in fatigue</w:t>
+      </w:r>
+    </w:p>
+    <w:p>
+      <w:pPr>
+        <w:pStyle w:val="ListBullet"/>
+        <w:numPr>
+          <w:ilvl w:val="0"/>
+          <w:numId w:val="26"/>
+        </w:numPr>
+      </w:pPr>
+      <w:r>
+        <w:rPr>
+          <w:rFonts w:ascii="Calibri" w:hAnsi="Calibri"/>
+          <w:b w:val="0"/>
+          <w:i w:val="0"/>
+          <w:sz w:val="22"/>
+        </w:rPr>
+        <w:t>pleasant and deactivated, as in calm</w:t>
+      </w:r>
+    </w:p>
+    <w:p>
+      <w:r>
+        <w:rPr>
+          <w:rFonts w:ascii="Calibri" w:hAnsi="Calibri"/>
+          <w:b w:val="0"/>
+          <w:i w:val="0"/>
+          <w:sz w:val="22"/>
+        </w:rPr>
+        <w:t>Core affect is not a specific emotion. It does not by itself tell you whether high-arousal unpleasantness is fear, anger, embarrassment, or something else.</w:t>
       </w:r>
     </w:p>
     <w:p>
@@ -8082,6 +8165,138 @@
   </w:abstractNum>
   <w:num w:numId="25">
     <w:abstractNumId w:val="24"/>
+  </w:num>
+  <w:abstractNum w:abstractNumId="25">
+    <w:multiLevelType w:val="multilevel"/>
+    <w:lvl w:ilvl="0">
+      <w:start w:val="1"/>
+      <w:numFmt w:val="bullet"/>
+      <w:lvlText w:val="•"/>
+      <w:suff w:val="tab"/>
+      <w:lvlJc w:val="left"/>
+      <w:pPr>
+        <w:tabs>
+          <w:tab w:val="num" w:pos="540"/>
+        </w:tabs>
+        <w:ind w:left="540" w:hanging="270"/>
+        <w:spacing w:after="80" w:line="300" w:lineRule="auto"/>
+      </w:pPr>
+    </w:lvl>
+    <w:lvl w:ilvl="1">
+      <w:start w:val="1"/>
+      <w:numFmt w:val="bullet"/>
+      <w:lvlText w:val="•"/>
+      <w:suff w:val="tab"/>
+      <w:lvlJc w:val="left"/>
+      <w:pPr>
+        <w:tabs>
+          <w:tab w:val="num" w:pos="900"/>
+        </w:tabs>
+        <w:ind w:left="900" w:hanging="270"/>
+        <w:spacing w:after="80" w:line="300" w:lineRule="auto"/>
+      </w:pPr>
+    </w:lvl>
+    <w:lvl w:ilvl="2">
+      <w:start w:val="1"/>
+      <w:numFmt w:val="bullet"/>
+      <w:lvlText w:val="•"/>
+      <w:suff w:val="tab"/>
+      <w:lvlJc w:val="left"/>
+      <w:pPr>
+        <w:tabs>
+          <w:tab w:val="num" w:pos="1260"/>
+        </w:tabs>
+        <w:ind w:left="1260" w:hanging="270"/>
+        <w:spacing w:after="80" w:line="300" w:lineRule="auto"/>
+      </w:pPr>
+    </w:lvl>
+    <w:lvl w:ilvl="3">
+      <w:start w:val="1"/>
+      <w:numFmt w:val="bullet"/>
+      <w:lvlText w:val="•"/>
+      <w:suff w:val="tab"/>
+      <w:lvlJc w:val="left"/>
+      <w:pPr>
+        <w:tabs>
+          <w:tab w:val="num" w:pos="1620"/>
+        </w:tabs>
+        <w:ind w:left="1620" w:hanging="270"/>
+        <w:spacing w:after="80" w:line="300" w:lineRule="auto"/>
+      </w:pPr>
+    </w:lvl>
+    <w:lvl w:ilvl="4">
+      <w:start w:val="1"/>
+      <w:numFmt w:val="bullet"/>
+      <w:lvlText w:val="•"/>
+      <w:suff w:val="tab"/>
+      <w:lvlJc w:val="left"/>
+      <w:pPr>
+        <w:tabs>
+          <w:tab w:val="num" w:pos="1980"/>
+        </w:tabs>
+        <w:ind w:left="1980" w:hanging="270"/>
+        <w:spacing w:after="80" w:line="300" w:lineRule="auto"/>
+      </w:pPr>
+    </w:lvl>
+    <w:lvl w:ilvl="5">
+      <w:start w:val="1"/>
+      <w:numFmt w:val="bullet"/>
+      <w:lvlText w:val="•"/>
+      <w:suff w:val="tab"/>
+      <w:lvlJc w:val="left"/>
+      <w:pPr>
+        <w:tabs>
+          <w:tab w:val="num" w:pos="2340"/>
+        </w:tabs>
+        <w:ind w:left="2340" w:hanging="270"/>
+        <w:spacing w:after="80" w:line="300" w:lineRule="auto"/>
+      </w:pPr>
+    </w:lvl>
+    <w:lvl w:ilvl="6">
+      <w:start w:val="1"/>
+      <w:numFmt w:val="bullet"/>
+      <w:lvlText w:val="•"/>
+      <w:suff w:val="tab"/>
+      <w:lvlJc w:val="left"/>
+      <w:pPr>
+        <w:tabs>
+          <w:tab w:val="num" w:pos="2700"/>
+        </w:tabs>
+        <w:ind w:left="2700" w:hanging="270"/>
+        <w:spacing w:after="80" w:line="300" w:lineRule="auto"/>
+      </w:pPr>
+    </w:lvl>
+    <w:lvl w:ilvl="7">
+      <w:start w:val="1"/>
+      <w:numFmt w:val="bullet"/>
+      <w:lvlText w:val="•"/>
+      <w:suff w:val="tab"/>
+      <w:lvlJc w:val="left"/>
+      <w:pPr>
+        <w:tabs>
+          <w:tab w:val="num" w:pos="3060"/>
+        </w:tabs>
+        <w:ind w:left="3060" w:hanging="270"/>
+        <w:spacing w:after="80" w:line="300" w:lineRule="auto"/>
+      </w:pPr>
+    </w:lvl>
+    <w:lvl w:ilvl="8">
+      <w:start w:val="1"/>
+      <w:numFmt w:val="bullet"/>
+      <w:lvlText w:val="•"/>
+      <w:suff w:val="tab"/>
+      <w:lvlJc w:val="left"/>
+      <w:pPr>
+        <w:tabs>
+          <w:tab w:val="num" w:pos="3420"/>
+        </w:tabs>
+        <w:ind w:left="3420" w:hanging="270"/>
+        <w:spacing w:after="80" w:line="300" w:lineRule="auto"/>
+      </w:pPr>
+    </w:lvl>
+  </w:abstractNum>
+  <w:num w:numId="26">
+    <w:abstractNumId w:val="25"/>
   </w:num>
 </w:numbering>
 </file>
